--- a/PP-salygos/templates/PRIEDAI_LTEN_KONFIDENCIALUMAS.docx
+++ b/PP-salygos/templates/PRIEDAI_LTEN_KONFIDENCIALUMAS.docx
@@ -308,7 +308,7 @@
           <w:szCs w:val="20"/>
           <w:lang w:val="lt-LT" w:eastAsia="ru-RU"/>
         </w:rPr>
-        <w:t>/ĮMONĖS PAVADINIMAS/</w:t>
+        <w:t>ĮMONĖS PAVADINIMAS</w:t>
       </w:r>
       <w:r>
         <w:rPr>
@@ -973,36 +973,18 @@
         </w:rPr>
         <w:t xml:space="preserve">Informacijos gavėjas įsipareigoja informuoti Bendrovę elektroniniu paštu </w:t>
       </w:r>
-      <w:r>
-        <w:rPr>
-          <w:rFonts w:ascii="Nunito Sans" w:eastAsia="Nunito Sans" w:hAnsi="Nunito Sans"/>
-          <w:color w:val="00A071"/>
-          <w:sz w:val="18"/>
-          <w:u w:val="single"/>
-          <w:lang w:val="lt-LT"/>
-        </w:rPr>
-        <w:t>incidentai@</w:t>
-      </w:r>
-      <w:r>
-        <w:rPr>
-          <w:rFonts w:ascii="Nunito Sans" w:eastAsia="Nunito Sans" w:hAnsi="Nunito Sans"/>
-          <w:color w:val="00A071"/>
-          <w:sz w:val="18"/>
-          <w:u w:val="single"/>
-          <w:lang w:val="lt-LT"/>
-        </w:rPr>
-        <w:t>/Įmonės pavadinimas/</w:t>
-      </w:r>
-      <w:r>
-        <w:rPr>
-          <w:rFonts w:ascii="Nunito Sans" w:eastAsia="Nunito Sans" w:hAnsi="Nunito Sans"/>
-          <w:color w:val="00A071"/>
-          <w:sz w:val="18"/>
-          <w:u w:val="single"/>
-          <w:lang w:val="lt-LT"/>
-        </w:rPr>
-        <w:t>.eu</w:t>
-      </w:r>
+      <w:hyperlink r:id="rId8" w:history="1">
+        <w:r>
+          <w:rPr>
+            <w:rFonts w:ascii="Nunito Sans" w:eastAsia="Nunito Sans" w:hAnsi="Nunito Sans"/>
+            <w:color w:val="00A071"/>
+            <w:sz w:val="18"/>
+            <w:u w:val="single"/>
+            <w:lang w:val="lt-LT"/>
+          </w:rPr>
+          <w:t>incidentai@litgrid.eu</w:t>
+        </w:r>
+      </w:hyperlink>
       <w:r>
         <w:rPr>
           <w:rFonts w:ascii="Nunito Sans" w:eastAsia="Nunito Sans" w:hAnsi="Nunito Sans"/>
@@ -2271,7 +2253,7 @@
           <w:sz w:val="20"/>
           <w:szCs w:val="20"/>
         </w:rPr>
-        <w:t>/ĮMONĖS PAVADINIMAS/</w:t>
+        <w:t>ĮMONĖS PAVADINIMAS</w:t>
       </w:r>
       <w:r>
         <w:rPr>
@@ -2879,33 +2861,17 @@
         </w:rPr>
         <w:t xml:space="preserve">The Recipient of Information shall inform the Company by e-mail </w:t>
       </w:r>
-      <w:r>
-        <w:rPr>
-          <w:rFonts w:ascii="Nunito Sans" w:eastAsia="Nunito Sans" w:hAnsi="Nunito Sans"/>
-          <w:color w:val="00A071"/>
-          <w:sz w:val="20"/>
-          <w:u w:val="single"/>
-        </w:rPr>
-        <w:t>incidentai@</w:t>
-      </w:r>
-      <w:r>
-        <w:rPr>
-          <w:rFonts w:ascii="Nunito Sans" w:eastAsia="Nunito Sans" w:hAnsi="Nunito Sans"/>
-          <w:color w:val="00A071"/>
-          <w:sz w:val="20"/>
-          <w:u w:val="single"/>
-        </w:rPr>
-        <w:t>________</w:t>
-      </w:r>
-      <w:r>
-        <w:rPr>
-          <w:rFonts w:ascii="Nunito Sans" w:eastAsia="Nunito Sans" w:hAnsi="Nunito Sans"/>
-          <w:color w:val="00A071"/>
-          <w:sz w:val="20"/>
-          <w:u w:val="single"/>
-        </w:rPr>
-        <w:t>.eu</w:t>
-      </w:r>
+      <w:hyperlink r:id="rId9" w:history="1">
+        <w:r>
+          <w:rPr>
+            <w:rFonts w:ascii="Nunito Sans" w:eastAsia="Nunito Sans" w:hAnsi="Nunito Sans"/>
+            <w:color w:val="00A071"/>
+            <w:sz w:val="20"/>
+            <w:u w:val="single"/>
+          </w:rPr>
+          <w:t>incidentai@litgrid.eu</w:t>
+        </w:r>
+      </w:hyperlink>
       <w:r>
         <w:rPr>
           <w:rFonts w:ascii="Nunito Sans" w:eastAsia="Nunito Sans" w:hAnsi="Nunito Sans"/>
@@ -4063,6 +4029,10 @@
     </w:p>
     <w:p/>
     <w:sectPr>
+      <w:headerReference w:type="default" r:id="rId10"/>
+      <w:footerReference w:type="default" r:id="rId11"/>
+      <w:headerReference w:type="first" r:id="rId12"/>
+      <w:footerReference w:type="first" r:id="rId13"/>
       <w:pgSz w:w="11909" w:h="16834" w:code="9"/>
       <w:pgMar w:top="2268" w:right="567" w:bottom="1134" w:left="1701" w:header="791" w:footer="244" w:gutter="0"/>
       <w:cols w:space="1296"/>
@@ -4092,6 +4062,119 @@
 </w:endnotes>
 </file>
 
+<file path=word/footer1.xml><?xml version="1.0" encoding="utf-8"?>
+<w:ftr xmlns:wpc="http://schemas.microsoft.com/office/word/2010/wordprocessingCanvas" xmlns:cx="http://schemas.microsoft.com/office/drawing/2014/chartex" xmlns:cx1="http://schemas.microsoft.com/office/drawing/2015/9/8/chartex" xmlns:cx2="http://schemas.microsoft.com/office/drawing/2015/10/21/chartex" xmlns:cx3="http://schemas.microsoft.com/office/drawing/2016/5/9/chartex" xmlns:cx4="http://schemas.microsoft.com/office/drawing/2016/5/10/chartex" xmlns:cx5="http://schemas.microsoft.com/office/drawing/2016/5/11/chartex" xmlns:cx6="http://schemas.microsoft.com/office/drawing/2016/5/12/chartex" xmlns:cx7="http://schemas.microsoft.com/office/drawing/2016/5/13/chartex" xmlns:cx8="http://schemas.microsoft.com/office/drawing/2016/5/14/chartex" xmlns:mc="http://schemas.openxmlformats.org/markup-compatibility/2006" xmlns:aink="http://schemas.microsoft.com/office/drawing/2016/ink" xmlns:am3d="http://schemas.microsoft.com/office/drawing/2017/model3d" xmlns:o="urn:schemas-microsoft-com:office:office" xmlns:oel="http://schemas.microsoft.com/office/2019/extlst" xmlns:r="http://schemas.openxmlformats.org/officeDocument/2006/relationships" xmlns:m="http://schemas.openxmlformats.org/officeDocument/2006/math" xmlns:v="urn:schemas-microsoft-com:vml" xmlns:wp14="http://schemas.microsoft.com/office/word/2010/wordprocessingDrawing" xmlns:wp="http://schemas.openxmlformats.org/drawingml/2006/wordprocessingDrawing" xmlns:w10="urn:schemas-microsoft-com:office:word" xmlns:w="http://schemas.openxmlformats.org/wordprocessingml/2006/main" xmlns:w14="http://schemas.microsoft.com/office/word/2010/wordml" xmlns:w15="http://schemas.microsoft.com/office/word/2012/wordml" xmlns:w16cex="http://schemas.microsoft.com/office/word/2018/wordml/cex" xmlns:w16cid="http://schemas.microsoft.com/office/word/2016/wordml/cid" xmlns:w16="http://schemas.microsoft.com/office/word/2018/wordml" xmlns:w16du="http://schemas.microsoft.com/office/word/2023/wordml/word16du" xmlns:w16sdtdh="http://schemas.microsoft.com/office/word/2020/wordml/sdtdatahash" xmlns:w16sdtfl="http://schemas.microsoft.com/office/word/2024/wordml/sdtformatlock" xmlns:w16se="http://schemas.microsoft.com/office/word/2015/wordml/symex" xmlns:wpg="http://schemas.microsoft.com/office/word/2010/wordprocessingGroup" xmlns:wpi="http://schemas.microsoft.com/office/word/2010/wordprocessingInk" xmlns:wne="http://schemas.microsoft.com/office/word/2006/wordml" xmlns:wps="http://schemas.microsoft.com/office/word/2010/wordprocessingShape" mc:Ignorable="w14 w15 w16se w16cid w16 w16cex w16sdtdh w16sdtfl w16du wp14">
+  <w:sdt>
+    <w:sdtPr>
+      <w:id w:val="-592167269"/>
+      <w:docPartObj>
+        <w:docPartGallery w:val="Page Numbers (Bottom of Page)"/>
+        <w:docPartUnique/>
+      </w:docPartObj>
+    </w:sdtPr>
+    <w:sdtContent>
+      <w:p>
+        <w:pPr>
+          <w:pStyle w:val="Footer"/>
+        </w:pPr>
+      </w:p>
+      <w:p>
+        <w:pPr>
+          <w:pStyle w:val="Footer"/>
+          <w:jc w:val="right"/>
+        </w:pPr>
+        <w:r>
+          <w:fldChar w:fldCharType="begin"/>
+        </w:r>
+        <w:r>
+          <w:instrText>PAGE   \* MERGEFORMAT</w:instrText>
+        </w:r>
+        <w:r>
+          <w:fldChar w:fldCharType="separate"/>
+        </w:r>
+        <w:r>
+          <w:t>2</w:t>
+        </w:r>
+        <w:r>
+          <w:fldChar w:fldCharType="end"/>
+        </w:r>
+      </w:p>
+    </w:sdtContent>
+  </w:sdt>
+  <w:p>
+    <w:pPr>
+      <w:pStyle w:val="Footer"/>
+    </w:pPr>
+  </w:p>
+</w:ftr>
+</file>
+
+<file path=word/footer2.xml><?xml version="1.0" encoding="utf-8"?>
+<w:ftr xmlns:wpc="http://schemas.microsoft.com/office/word/2010/wordprocessingCanvas" xmlns:cx="http://schemas.microsoft.com/office/drawing/2014/chartex" xmlns:cx1="http://schemas.microsoft.com/office/drawing/2015/9/8/chartex" xmlns:cx2="http://schemas.microsoft.com/office/drawing/2015/10/21/chartex" xmlns:cx3="http://schemas.microsoft.com/office/drawing/2016/5/9/chartex" xmlns:cx4="http://schemas.microsoft.com/office/drawing/2016/5/10/chartex" xmlns:cx5="http://schemas.microsoft.com/office/drawing/2016/5/11/chartex" xmlns:cx6="http://schemas.microsoft.com/office/drawing/2016/5/12/chartex" xmlns:cx7="http://schemas.microsoft.com/office/drawing/2016/5/13/chartex" xmlns:cx8="http://schemas.microsoft.com/office/drawing/2016/5/14/chartex" xmlns:mc="http://schemas.openxmlformats.org/markup-compatibility/2006" xmlns:aink="http://schemas.microsoft.com/office/drawing/2016/ink" xmlns:am3d="http://schemas.microsoft.com/office/drawing/2017/model3d" xmlns:o="urn:schemas-microsoft-com:office:office" xmlns:oel="http://schemas.microsoft.com/office/2019/extlst" xmlns:r="http://schemas.openxmlformats.org/officeDocument/2006/relationships" xmlns:m="http://schemas.openxmlformats.org/officeDocument/2006/math" xmlns:v="urn:schemas-microsoft-com:vml" xmlns:wp14="http://schemas.microsoft.com/office/word/2010/wordprocessingDrawing" xmlns:wp="http://schemas.openxmlformats.org/drawingml/2006/wordprocessingDrawing" xmlns:w10="urn:schemas-microsoft-com:office:word" xmlns:w="http://schemas.openxmlformats.org/wordprocessingml/2006/main" xmlns:w14="http://schemas.microsoft.com/office/word/2010/wordml" xmlns:w15="http://schemas.microsoft.com/office/word/2012/wordml" xmlns:w16cex="http://schemas.microsoft.com/office/word/2018/wordml/cex" xmlns:w16cid="http://schemas.microsoft.com/office/word/2016/wordml/cid" xmlns:w16="http://schemas.microsoft.com/office/word/2018/wordml" xmlns:w16du="http://schemas.microsoft.com/office/word/2023/wordml/word16du" xmlns:w16sdtdh="http://schemas.microsoft.com/office/word/2020/wordml/sdtdatahash" xmlns:w16sdtfl="http://schemas.microsoft.com/office/word/2024/wordml/sdtformatlock" xmlns:w16se="http://schemas.microsoft.com/office/word/2015/wordml/symex" xmlns:wpg="http://schemas.microsoft.com/office/word/2010/wordprocessingGroup" xmlns:wpi="http://schemas.microsoft.com/office/word/2010/wordprocessingInk" xmlns:wne="http://schemas.microsoft.com/office/word/2006/wordml" xmlns:wps="http://schemas.microsoft.com/office/word/2010/wordprocessingShape" mc:Ignorable="w14 w15 w16se w16cid w16 w16cex w16sdtdh w16sdtfl w16du wp14">
+  <w:tbl>
+    <w:tblPr>
+      <w:tblStyle w:val="Style1"/>
+      <w:tblW w:w="0" w:type="auto"/>
+      <w:tblLook w:val="04A0" w:firstRow="1" w:lastRow="0" w:firstColumn="1" w:lastColumn="0" w:noHBand="0" w:noVBand="1"/>
+    </w:tblPr>
+    <w:tblGrid>
+      <w:gridCol w:w="3288"/>
+      <w:gridCol w:w="1981"/>
+      <w:gridCol w:w="2186"/>
+    </w:tblGrid>
+    <w:tr>
+      <w:trPr>
+        <w:trHeight w:val="737"/>
+      </w:trPr>
+      <w:tc>
+        <w:tcPr>
+          <w:tcW w:w="3288" w:type="dxa"/>
+          <w:vAlign w:val="center"/>
+        </w:tcPr>
+        <w:p>
+          <w:pPr>
+            <w:pStyle w:val="Footer"/>
+          </w:pPr>
+        </w:p>
+      </w:tc>
+      <w:tc>
+        <w:tcPr>
+          <w:tcW w:w="1981" w:type="dxa"/>
+          <w:vAlign w:val="center"/>
+        </w:tcPr>
+        <w:p>
+          <w:pPr>
+            <w:pStyle w:val="Footer"/>
+          </w:pPr>
+        </w:p>
+      </w:tc>
+      <w:tc>
+        <w:tcPr>
+          <w:tcW w:w="2186" w:type="dxa"/>
+          <w:vAlign w:val="center"/>
+        </w:tcPr>
+        <w:p>
+          <w:pPr>
+            <w:pStyle w:val="Footer"/>
+            <w:rPr>
+              <w:lang w:val="lt-LT"/>
+            </w:rPr>
+          </w:pPr>
+        </w:p>
+      </w:tc>
+    </w:tr>
+  </w:tbl>
+  <w:p>
+    <w:pPr>
+      <w:pStyle w:val="Footer"/>
+      <w:rPr>
+        <w:lang w:val="lt-LT"/>
+      </w:rPr>
+    </w:pPr>
+  </w:p>
+</w:ftr>
+</file>
+
 <file path=word/footnotes.xml><?xml version="1.0" encoding="utf-8"?>
 <w:footnotes xmlns:wpc="http://schemas.microsoft.com/office/word/2010/wordprocessingCanvas" xmlns:cx="http://schemas.microsoft.com/office/drawing/2014/chartex" xmlns:cx1="http://schemas.microsoft.com/office/drawing/2015/9/8/chartex" xmlns:cx2="http://schemas.microsoft.com/office/drawing/2015/10/21/chartex" xmlns:cx3="http://schemas.microsoft.com/office/drawing/2016/5/9/chartex" xmlns:cx4="http://schemas.microsoft.com/office/drawing/2016/5/10/chartex" xmlns:cx5="http://schemas.microsoft.com/office/drawing/2016/5/11/chartex" xmlns:cx6="http://schemas.microsoft.com/office/drawing/2016/5/12/chartex" xmlns:cx7="http://schemas.microsoft.com/office/drawing/2016/5/13/chartex" xmlns:cx8="http://schemas.microsoft.com/office/drawing/2016/5/14/chartex" xmlns:mc="http://schemas.openxmlformats.org/markup-compatibility/2006" xmlns:aink="http://schemas.microsoft.com/office/drawing/2016/ink" xmlns:am3d="http://schemas.microsoft.com/office/drawing/2017/model3d" xmlns:o="urn:schemas-microsoft-com:office:office" xmlns:oel="http://schemas.microsoft.com/office/2019/extlst" xmlns:r="http://schemas.openxmlformats.org/officeDocument/2006/relationships" xmlns:m="http://schemas.openxmlformats.org/officeDocument/2006/math" xmlns:v="urn:schemas-microsoft-com:vml" xmlns:wp14="http://schemas.microsoft.com/office/word/2010/wordprocessingDrawing" xmlns:wp="http://schemas.openxmlformats.org/drawingml/2006/wordprocessingDrawing" xmlns:w10="urn:schemas-microsoft-com:office:word" xmlns:w="http://schemas.openxmlformats.org/wordprocessingml/2006/main" xmlns:w14="http://schemas.microsoft.com/office/word/2010/wordml" xmlns:w15="http://schemas.microsoft.com/office/word/2012/wordml" xmlns:w16cex="http://schemas.microsoft.com/office/word/2018/wordml/cex" xmlns:w16cid="http://schemas.microsoft.com/office/word/2016/wordml/cid" xmlns:w16="http://schemas.microsoft.com/office/word/2018/wordml" xmlns:w16du="http://schemas.microsoft.com/office/word/2023/wordml/word16du" xmlns:w16sdtdh="http://schemas.microsoft.com/office/word/2020/wordml/sdtdatahash" xmlns:w16sdtfl="http://schemas.microsoft.com/office/word/2024/wordml/sdtformatlock" xmlns:w16se="http://schemas.microsoft.com/office/word/2015/wordml/symex" xmlns:wpg="http://schemas.microsoft.com/office/word/2010/wordprocessingGroup" xmlns:wpi="http://schemas.microsoft.com/office/word/2010/wordprocessingInk" xmlns:wne="http://schemas.microsoft.com/office/word/2006/wordml" xmlns:wps="http://schemas.microsoft.com/office/word/2010/wordprocessingShape" mc:Ignorable="w14 w15 w16se w16cid w16 w16cex w16sdtdh w16sdtfl w16du wp14">
   <w:footnote w:type="separator" w:id="-1">
@@ -4468,6 +4551,118 @@
     </w:p>
   </w:footnote>
 </w:footnotes>
+</file>
+
+<file path=word/header1.xml><?xml version="1.0" encoding="utf-8"?>
+<w:hdr xmlns:wpc="http://schemas.microsoft.com/office/word/2010/wordprocessingCanvas" xmlns:cx="http://schemas.microsoft.com/office/drawing/2014/chartex" xmlns:cx1="http://schemas.microsoft.com/office/drawing/2015/9/8/chartex" xmlns:cx2="http://schemas.microsoft.com/office/drawing/2015/10/21/chartex" xmlns:cx3="http://schemas.microsoft.com/office/drawing/2016/5/9/chartex" xmlns:cx4="http://schemas.microsoft.com/office/drawing/2016/5/10/chartex" xmlns:cx5="http://schemas.microsoft.com/office/drawing/2016/5/11/chartex" xmlns:cx6="http://schemas.microsoft.com/office/drawing/2016/5/12/chartex" xmlns:cx7="http://schemas.microsoft.com/office/drawing/2016/5/13/chartex" xmlns:cx8="http://schemas.microsoft.com/office/drawing/2016/5/14/chartex" xmlns:mc="http://schemas.openxmlformats.org/markup-compatibility/2006" xmlns:aink="http://schemas.microsoft.com/office/drawing/2016/ink" xmlns:am3d="http://schemas.microsoft.com/office/drawing/2017/model3d" xmlns:o="urn:schemas-microsoft-com:office:office" xmlns:oel="http://schemas.microsoft.com/office/2019/extlst" xmlns:r="http://schemas.openxmlformats.org/officeDocument/2006/relationships" xmlns:m="http://schemas.openxmlformats.org/officeDocument/2006/math" xmlns:v="urn:schemas-microsoft-com:vml" xmlns:wp14="http://schemas.microsoft.com/office/word/2010/wordprocessingDrawing" xmlns:wp="http://schemas.openxmlformats.org/drawingml/2006/wordprocessingDrawing" xmlns:w10="urn:schemas-microsoft-com:office:word" xmlns:w="http://schemas.openxmlformats.org/wordprocessingml/2006/main" xmlns:w14="http://schemas.microsoft.com/office/word/2010/wordml" xmlns:w15="http://schemas.microsoft.com/office/word/2012/wordml" xmlns:w16cex="http://schemas.microsoft.com/office/word/2018/wordml/cex" xmlns:w16cid="http://schemas.microsoft.com/office/word/2016/wordml/cid" xmlns:w16="http://schemas.microsoft.com/office/word/2018/wordml" xmlns:w16du="http://schemas.microsoft.com/office/word/2023/wordml/word16du" xmlns:w16sdtdh="http://schemas.microsoft.com/office/word/2020/wordml/sdtdatahash" xmlns:w16sdtfl="http://schemas.microsoft.com/office/word/2024/wordml/sdtformatlock" xmlns:w16se="http://schemas.microsoft.com/office/word/2015/wordml/symex" xmlns:wpg="http://schemas.microsoft.com/office/word/2010/wordprocessingGroup" xmlns:wpi="http://schemas.microsoft.com/office/word/2010/wordprocessingInk" xmlns:wne="http://schemas.microsoft.com/office/word/2006/wordml" xmlns:wps="http://schemas.microsoft.com/office/word/2010/wordprocessingShape" mc:Ignorable="w14 w15 w16se w16cid w16 w16cex w16sdtdh w16sdtfl w16du wp14">
+  <w:p>
+    <w:pPr>
+      <w:pStyle w:val="Header"/>
+    </w:pPr>
+    <w:r>
+      <w:rPr>
+        <w:noProof/>
+      </w:rPr>
+      <w:drawing>
+        <wp:inline distT="0" distB="0" distL="0" distR="0" wp14:anchorId="68A6504F" wp14:editId="4F63C6D5">
+          <wp:extent cx="1080000" cy="397639"/>
+          <wp:effectExtent l="0" t="0" r="0" b="0"/>
+          <wp:docPr id="507990092" name="Graphic 70"/>
+          <wp:cNvGraphicFramePr>
+            <a:graphicFrameLocks xmlns:a="http://schemas.openxmlformats.org/drawingml/2006/main" noChangeAspect="1"/>
+          </wp:cNvGraphicFramePr>
+          <a:graphic xmlns:a="http://schemas.openxmlformats.org/drawingml/2006/main">
+            <a:graphicData uri="http://schemas.openxmlformats.org/drawingml/2006/picture">
+              <pic:pic xmlns:pic="http://schemas.openxmlformats.org/drawingml/2006/picture">
+                <pic:nvPicPr>
+                  <pic:cNvPr id="964352042" name="Graphic 70"/>
+                  <pic:cNvPicPr/>
+                </pic:nvPicPr>
+                <pic:blipFill>
+                  <a:blip r:embed="rId1">
+                    <a:extLst>
+                      <a:ext uri="{96DAC541-7B7A-43D3-8B79-37D633B846F1}">
+                        <asvg:svgBlip xmlns:asvg="http://schemas.microsoft.com/office/drawing/2016/SVG/main" r:embed="rId2"/>
+                      </a:ext>
+                    </a:extLst>
+                  </a:blip>
+                  <a:stretch>
+                    <a:fillRect/>
+                  </a:stretch>
+                </pic:blipFill>
+                <pic:spPr>
+                  <a:xfrm>
+                    <a:off x="0" y="0"/>
+                    <a:ext cx="1080000" cy="397639"/>
+                  </a:xfrm>
+                  <a:prstGeom prst="rect">
+                    <a:avLst/>
+                  </a:prstGeom>
+                </pic:spPr>
+              </pic:pic>
+            </a:graphicData>
+          </a:graphic>
+        </wp:inline>
+      </w:drawing>
+    </w:r>
+  </w:p>
+</w:hdr>
+</file>
+
+<file path=word/header2.xml><?xml version="1.0" encoding="utf-8"?>
+<w:hdr xmlns:wpc="http://schemas.microsoft.com/office/word/2010/wordprocessingCanvas" xmlns:cx="http://schemas.microsoft.com/office/drawing/2014/chartex" xmlns:cx1="http://schemas.microsoft.com/office/drawing/2015/9/8/chartex" xmlns:cx2="http://schemas.microsoft.com/office/drawing/2015/10/21/chartex" xmlns:cx3="http://schemas.microsoft.com/office/drawing/2016/5/9/chartex" xmlns:cx4="http://schemas.microsoft.com/office/drawing/2016/5/10/chartex" xmlns:cx5="http://schemas.microsoft.com/office/drawing/2016/5/11/chartex" xmlns:cx6="http://schemas.microsoft.com/office/drawing/2016/5/12/chartex" xmlns:cx7="http://schemas.microsoft.com/office/drawing/2016/5/13/chartex" xmlns:cx8="http://schemas.microsoft.com/office/drawing/2016/5/14/chartex" xmlns:mc="http://schemas.openxmlformats.org/markup-compatibility/2006" xmlns:aink="http://schemas.microsoft.com/office/drawing/2016/ink" xmlns:am3d="http://schemas.microsoft.com/office/drawing/2017/model3d" xmlns:o="urn:schemas-microsoft-com:office:office" xmlns:oel="http://schemas.microsoft.com/office/2019/extlst" xmlns:r="http://schemas.openxmlformats.org/officeDocument/2006/relationships" xmlns:m="http://schemas.openxmlformats.org/officeDocument/2006/math" xmlns:v="urn:schemas-microsoft-com:vml" xmlns:wp14="http://schemas.microsoft.com/office/word/2010/wordprocessingDrawing" xmlns:wp="http://schemas.openxmlformats.org/drawingml/2006/wordprocessingDrawing" xmlns:w10="urn:schemas-microsoft-com:office:word" xmlns:w="http://schemas.openxmlformats.org/wordprocessingml/2006/main" xmlns:w14="http://schemas.microsoft.com/office/word/2010/wordml" xmlns:w15="http://schemas.microsoft.com/office/word/2012/wordml" xmlns:w16cex="http://schemas.microsoft.com/office/word/2018/wordml/cex" xmlns:w16cid="http://schemas.microsoft.com/office/word/2016/wordml/cid" xmlns:w16="http://schemas.microsoft.com/office/word/2018/wordml" xmlns:w16du="http://schemas.microsoft.com/office/word/2023/wordml/word16du" xmlns:w16sdtdh="http://schemas.microsoft.com/office/word/2020/wordml/sdtdatahash" xmlns:w16sdtfl="http://schemas.microsoft.com/office/word/2024/wordml/sdtformatlock" xmlns:w16se="http://schemas.microsoft.com/office/word/2015/wordml/symex" xmlns:wpg="http://schemas.microsoft.com/office/word/2010/wordprocessingGroup" xmlns:wpi="http://schemas.microsoft.com/office/word/2010/wordprocessingInk" xmlns:wne="http://schemas.microsoft.com/office/word/2006/wordml" xmlns:wps="http://schemas.microsoft.com/office/word/2010/wordprocessingShape" mc:Ignorable="w14 w15 w16se w16cid w16 w16cex w16sdtdh w16sdtfl w16du wp14">
+  <w:p>
+    <w:pPr>
+      <w:pStyle w:val="Header"/>
+    </w:pPr>
+    <w:r>
+      <w:rPr>
+        <w:noProof/>
+      </w:rPr>
+      <w:drawing>
+        <wp:inline distT="0" distB="0" distL="0" distR="0" wp14:anchorId="536DDAD5" wp14:editId="74B543E3">
+          <wp:extent cx="1080000" cy="397639"/>
+          <wp:effectExtent l="0" t="0" r="0" b="0"/>
+          <wp:docPr id="964352042" name="Graphic 70"/>
+          <wp:cNvGraphicFramePr>
+            <a:graphicFrameLocks xmlns:a="http://schemas.openxmlformats.org/drawingml/2006/main" noChangeAspect="1"/>
+          </wp:cNvGraphicFramePr>
+          <a:graphic xmlns:a="http://schemas.openxmlformats.org/drawingml/2006/main">
+            <a:graphicData uri="http://schemas.openxmlformats.org/drawingml/2006/picture">
+              <pic:pic xmlns:pic="http://schemas.openxmlformats.org/drawingml/2006/picture">
+                <pic:nvPicPr>
+                  <pic:cNvPr id="964352042" name="Graphic 70"/>
+                  <pic:cNvPicPr/>
+                </pic:nvPicPr>
+                <pic:blipFill>
+                  <a:blip r:embed="rId1">
+                    <a:extLst>
+                      <a:ext uri="{96DAC541-7B7A-43D3-8B79-37D633B846F1}">
+                        <asvg:svgBlip xmlns:asvg="http://schemas.microsoft.com/office/drawing/2016/SVG/main" r:embed="rId2"/>
+                      </a:ext>
+                    </a:extLst>
+                  </a:blip>
+                  <a:stretch>
+                    <a:fillRect/>
+                  </a:stretch>
+                </pic:blipFill>
+                <pic:spPr>
+                  <a:xfrm>
+                    <a:off x="0" y="0"/>
+                    <a:ext cx="1080000" cy="397639"/>
+                  </a:xfrm>
+                  <a:prstGeom prst="rect">
+                    <a:avLst/>
+                  </a:prstGeom>
+                </pic:spPr>
+              </pic:pic>
+            </a:graphicData>
+          </a:graphic>
+        </wp:inline>
+      </w:drawing>
+    </w:r>
+  </w:p>
+</w:hdr>
 </file>
 
 <file path=word/numbering.xml><?xml version="1.0" encoding="utf-8"?>
@@ -12788,7 +12983,7 @@
 </file>
 
 <file path=customXml/itemProps1.xml><?xml version="1.0" encoding="utf-8"?>
-<ds:datastoreItem xmlns:ds="http://schemas.openxmlformats.org/officeDocument/2006/customXml" ds:itemID="{B0696941-7C80-469D-AB54-5BF37004A0B3}">
+<ds:datastoreItem xmlns:ds="http://schemas.openxmlformats.org/officeDocument/2006/customXml" ds:itemID="{6B875923-A0E6-47DA-90BE-B838F98918F3}">
   <ds:schemaRefs>
     <ds:schemaRef ds:uri="http://schemas.openxmlformats.org/officeDocument/2006/bibliography"/>
   </ds:schemaRefs>

--- a/PP-salygos/templates/PRIEDAI_LTEN_KONFIDENCIALUMAS.docx
+++ b/PP-salygos/templates/PRIEDAI_LTEN_KONFIDENCIALUMAS.docx
@@ -4353,7 +4353,7 @@
             <w:szCs w:val="16"/>
             <w:lang w:val="lt-LT"/>
           </w:rPr>
-          <w:t>https://www.litgrid.eu/index.php/apie-litgrid/asmens-duomenu-apsauga/3936</w:t>
+          <w:t>https://www.litgrid.eu/privatumo-pranesimas</w:t>
         </w:r>
       </w:hyperlink>
       <w:r>

--- a/PP-salygos/templates/PRIEDAI_LTEN_KONFIDENCIALUMAS.docx
+++ b/PP-salygos/templates/PRIEDAI_LTEN_KONFIDENCIALUMAS.docx
@@ -1866,7 +1866,7 @@
           <w:szCs w:val="20"/>
           <w:lang w:val="lt-LT" w:eastAsia="ru-RU"/>
         </w:rPr>
-        <w:t>. Tuo atveju, jeigu nėra galimybės Įsipareigojimo pasirašyti kvalifikuotu elektroniniu parašu,  Įsipareigojimas sudaromas dviem vienodą teisinę galią turinčiais egzemplioriais. Vienas Įsipareigojimo egzempliorius pateikiamas Bendrovei, kitas lieka Informacijos gavėjui.</w:t>
+        <w:t>. Tuo atveju, jeigu nėra galimybės Įsipareigojimo pasirašyti kvalifikuotu elektroniniu parašu, Įsipareigojimas sudaromas dviem vienodą teisinę galią turinčiais egzemplioriais. Vienas Įsipareigojimo egzempliorius pateikiamas Bendrovei, kitas lieka Informacijos gavėjui.</w:t>
       </w:r>
     </w:p>
     <w:p>
@@ -3357,7 +3357,7 @@
           <w:sz w:val="20"/>
           <w:szCs w:val="20"/>
         </w:rPr>
-        <w:t xml:space="preserve">The Recipient of Information must transfer to the Company or destroy by applying methods and measures agreed with the Company all documents and material, and all their copies, transcripts and/or extracts (including any information media) that may contain Sensitive Information within 3 (three) working days from the moment when the purpose for which information was transferred was achieved.  The Recipient of Information must keep evidence of a proper return or destruction of the information. The Recipient of Information shall not have the right to retain Sensitive Information stored in any form, </w:t>
+        <w:t xml:space="preserve">The Recipient of Information must transfer to the Company or destroy by applying methods and measures agreed with the Company all documents and material, and all their copies, transcripts and/or extracts (including any information media) that may contain Sensitive Information within 3 (three) working days from the moment when the purpose for which information was transferred was achieved. The Recipient of Information must keep evidence of a proper return or destruction of the information. The Recipient of Information shall not have the right to retain Sensitive Information stored in any form, </w:t>
       </w:r>
       <w:r>
         <w:rPr>
@@ -3367,7 +3367,7 @@
           <w:szCs w:val="20"/>
           <w:lang w:eastAsia="ru-RU"/>
         </w:rPr>
-        <w:t xml:space="preserve">except in cases when, according to the requirements of legal acts, it is necessary for archiving and auditing purposes, as well as when the information or part thereof is included in corporate decisions (in the latter cases, the Recipient of Information is fully responsible for the confidentiality of the stored Sensitive Information).  </w:t>
+        <w:t xml:space="preserve">except in cases when, according to the requirements of legal acts, it is necessary for archiving and auditing purposes, as well as when the information or part thereof is included in corporate decisions (in the latter cases, the Recipient of Information is fully responsible for the confidentiality of the stored Sensitive Information). </w:t>
       </w:r>
       <w:r>
         <w:rPr>
@@ -4405,7 +4405,7 @@
           <w:szCs w:val="16"/>
           <w:lang w:val="lt-LT"/>
         </w:rPr>
-        <w:t>Įmonių grupė suprantama kaip Informacijos gavėjo kontroliuojama įmonių grupė, kurią sudaro Informacijos gavėjas ir Informacijos gavėjo tiesiogiai ir netiesiogiai kontroliuojamos dukterinės bendrovės (juridiniai asmenys), kuriose Informacijos gavėjas turi ne mažiau kaip 1/2 dukterinės bendrovės (juridinio asmens) akcijų (dalių, pajų) arba, jeigu Informacijos gavėjas veikia įmonių grupėje, kurioje jo patronuojanti bendrovė turi ne mažiau kaip 1/2 Informacijos gavėjo akcijų (dalių, pajų), įskaitant (jeigu yra) kitas Informacijos gavėjo patronuojančios bendrovės dukterines bendroves (juridinius asmenis), kuriuose patronuojančioji bendrovė turi ne mažiau kaip 1/2  akcijų (dalių, pajų).</w:t>
+        <w:t>Įmonių grupė suprantama kaip Informacijos gavėjo kontroliuojama įmonių grupė, kurią sudaro Informacijos gavėjas ir Informacijos gavėjo tiesiogiai ir netiesiogiai kontroliuojamos dukterinės bendrovės (juridiniai asmenys), kuriose Informacijos gavėjas turi ne mažiau kaip 1/2 dukterinės bendrovės (juridinio asmens) akcijų (dalių, pajų) arba, jeigu Informacijos gavėjas veikia įmonių grupėje, kurioje jo patronuojanti bendrovė turi ne mažiau kaip 1/2 Informacijos gavėjo akcijų (dalių, pajų), įskaitant (jeigu yra) kitas Informacijos gavėjo patronuojančios bendrovės dukterines bendroves (juridinius asmenis), kuriuose patronuojančioji bendrovė turi ne mažiau kaip 1/2 akcijų (dalių, pajų).</w:t>
       </w:r>
     </w:p>
   </w:footnote>
@@ -4507,7 +4507,7 @@
           <w:rFonts w:ascii="Nunito Sans" w:hAnsi="Nunito Sans"/>
           <w:sz w:val="16"/>
         </w:rPr>
-        <w:t xml:space="preserve"> More detailed information on processing of personal data is available on the Company’s website   </w:t>
+        <w:t xml:space="preserve"> More detailed information on processing of personal data is available on the Company’s website </w:t>
       </w:r>
       <w:hyperlink r:id="rId2" w:history="1">
         <w:r>
